--- a/docs_word/accident_annotation_spec_image_core.docx
+++ b/docs_word/accident_annotation_spec_image_core.docx
@@ -177,6 +177,46 @@
         </w:rPr>
         <w:br/>
       </w:r>
+      <w:r>
+        <w:rPr>
+          <w:rFonts w:ascii="Calibri" w:hAnsi="Calibri" w:eastAsia="Microsoft YaHei"/>
+          <w:b w:val="0"/>
+          <w:i/>
+          <w:color w:val="555555"/>
+          <w:sz w:val="22"/>
+        </w:rPr>
+        <w:t>带注释演示样例：</w:t>
+      </w:r>
+      <w:r>
+        <w:rPr>
+          <w:rFonts w:ascii="Consolas" w:hAnsi="Consolas" w:eastAsia="Microsoft YaHei"/>
+          <w:b w:val="0"/>
+          <w:i/>
+          <w:color w:val="555555"/>
+          <w:sz w:val="20"/>
+        </w:rPr>
+        <w:t>annotation_examples/accident_annotation_example_image.jsonc</w:t>
+      </w:r>
+      <w:r>
+        <w:rPr>
+          <w:rFonts w:ascii="Calibri" w:hAnsi="Calibri" w:eastAsia="Microsoft YaHei"/>
+          <w:b w:val="0"/>
+          <w:i/>
+          <w:color w:val="555555"/>
+          <w:sz w:val="22"/>
+        </w:rPr>
+        <w:t>。</w:t>
+      </w:r>
+      <w:r>
+        <w:rPr>
+          <w:rFonts w:ascii="Calibri" w:hAnsi="Calibri" w:eastAsia="Microsoft YaHei"/>
+          <w:b w:val="0"/>
+          <w:i/>
+          <w:color w:val="555555"/>
+          <w:sz w:val="22"/>
+        </w:rPr>
+        <w:br/>
+      </w:r>
     </w:p>
     <w:p>
       <w:pPr>
@@ -427,7 +467,7 @@
           <w:color w:val="333333"/>
           <w:sz w:val="20"/>
         </w:rPr>
-        <w:t>{value, timestamp_sec}</w:t>
+        <w:t>start_sec</w:t>
       </w:r>
       <w:r>
         <w:rPr>
@@ -436,7 +476,7 @@
           <w:i w:val="0"/>
           <w:sz w:val="22"/>
         </w:rPr>
-        <w:t xml:space="preserve">，也不标注 </w:t>
+        <w:t>/</w:t>
       </w:r>
       <w:r>
         <w:rPr>
@@ -446,7 +486,26 @@
           <w:color w:val="333333"/>
           <w:sz w:val="20"/>
         </w:rPr>
-        <w:t>event_start/end_sec</w:t>
+        <w:t>end_sec</w:t>
+      </w:r>
+      <w:r>
+        <w:rPr>
+          <w:rFonts w:ascii="Calibri" w:hAnsi="Calibri" w:eastAsia="Microsoft YaHei"/>
+          <w:b w:val="0"/>
+          <w:i w:val="0"/>
+          <w:sz w:val="22"/>
+        </w:rPr>
+        <w:t xml:space="preserve">；位置相关属性使用 </w:t>
+      </w:r>
+      <w:r>
+        <w:rPr>
+          <w:rFonts w:ascii="Consolas" w:hAnsi="Consolas" w:eastAsia="Microsoft YaHei"/>
+          <w:b w:val="0"/>
+          <w:i w:val="0"/>
+          <w:color w:val="333333"/>
+          <w:sz w:val="20"/>
+        </w:rPr>
+        <w:t>{value, bbox}</w:t>
       </w:r>
       <w:r>
         <w:rPr>
@@ -1488,12 +1547,13 @@
             <w:r/>
             <w:r>
               <w:rPr>
-                <w:rFonts w:ascii="Calibri" w:hAnsi="Calibri" w:eastAsia="Microsoft YaHei"/>
+                <w:rFonts w:ascii="Consolas" w:hAnsi="Consolas" w:eastAsia="Microsoft YaHei"/>
                 <w:b w:val="0"/>
                 <w:i w:val="0"/>
-                <w:sz w:val="22"/>
+                <w:color w:val="333333"/>
+                <w:sz w:val="20"/>
               </w:rPr>
-              <w:t>是 / 否 / 不确定</w:t>
+              <w:t>{value, bbox}</w:t>
             </w:r>
           </w:p>
         </w:tc>
@@ -1510,7 +1570,7 @@
                 <w:i w:val="0"/>
                 <w:sz w:val="22"/>
               </w:rPr>
-              <w:t>断层形态：上游积压、下游空置</w:t>
+              <w:t>断层形态；肯定时标断层区域</w:t>
             </w:r>
           </w:p>
         </w:tc>
@@ -1644,12 +1704,13 @@
             <w:r/>
             <w:r>
               <w:rPr>
-                <w:rFonts w:ascii="Calibri" w:hAnsi="Calibri" w:eastAsia="Microsoft YaHei"/>
+                <w:rFonts w:ascii="Consolas" w:hAnsi="Consolas" w:eastAsia="Microsoft YaHei"/>
                 <w:b w:val="0"/>
                 <w:i w:val="0"/>
-                <w:sz w:val="22"/>
+                <w:color w:val="333333"/>
+                <w:sz w:val="20"/>
               </w:rPr>
-              <w:t>是 / 否 / 不确定</w:t>
+              <w:t>{value, bbox}</w:t>
             </w:r>
           </w:p>
         </w:tc>
@@ -1666,7 +1727,7 @@
                 <w:i w:val="0"/>
                 <w:sz w:val="22"/>
               </w:rPr>
-              <w:t>两目标接触/贴合状态可见</w:t>
+              <w:t>接触区域</w:t>
             </w:r>
           </w:p>
         </w:tc>
@@ -1698,12 +1759,13 @@
             <w:r/>
             <w:r>
               <w:rPr>
-                <w:rFonts w:ascii="Calibri" w:hAnsi="Calibri" w:eastAsia="Microsoft YaHei"/>
+                <w:rFonts w:ascii="Consolas" w:hAnsi="Consolas" w:eastAsia="Microsoft YaHei"/>
                 <w:b w:val="0"/>
                 <w:i w:val="0"/>
-                <w:sz w:val="22"/>
+                <w:color w:val="333333"/>
+                <w:sz w:val="20"/>
               </w:rPr>
-              <w:t>是 / 否 / 不确定</w:t>
+              <w:t>{value, bbox}</w:t>
             </w:r>
           </w:p>
         </w:tc>
@@ -1720,7 +1782,7 @@
                 <w:i w:val="0"/>
                 <w:sz w:val="22"/>
               </w:rPr>
-              <w:t>行人/骑车人倒地</w:t>
+              <w:t>倒地目标</w:t>
             </w:r>
           </w:p>
         </w:tc>
@@ -1752,12 +1814,13 @@
             <w:r/>
             <w:r>
               <w:rPr>
-                <w:rFonts w:ascii="Calibri" w:hAnsi="Calibri" w:eastAsia="Microsoft YaHei"/>
+                <w:rFonts w:ascii="Consolas" w:hAnsi="Consolas" w:eastAsia="Microsoft YaHei"/>
                 <w:b w:val="0"/>
                 <w:i w:val="0"/>
-                <w:sz w:val="22"/>
+                <w:color w:val="333333"/>
+                <w:sz w:val="20"/>
               </w:rPr>
-              <w:t>是 / 否 / 不确定</w:t>
+              <w:t>{value, bbox}</w:t>
             </w:r>
           </w:p>
         </w:tc>
@@ -1774,7 +1837,7 @@
                 <w:i w:val="0"/>
                 <w:sz w:val="22"/>
               </w:rPr>
-              <w:t>机动车侧翻</w:t>
+              <w:t>侧翻车辆</w:t>
             </w:r>
           </w:p>
         </w:tc>
@@ -1806,12 +1869,13 @@
             <w:r/>
             <w:r>
               <w:rPr>
-                <w:rFonts w:ascii="Calibri" w:hAnsi="Calibri" w:eastAsia="Microsoft YaHei"/>
+                <w:rFonts w:ascii="Consolas" w:hAnsi="Consolas" w:eastAsia="Microsoft YaHei"/>
                 <w:b w:val="0"/>
                 <w:i w:val="0"/>
-                <w:sz w:val="22"/>
+                <w:color w:val="333333"/>
+                <w:sz w:val="20"/>
               </w:rPr>
-              <w:t>是 / 否 / 不确定</w:t>
+              <w:t>{value, bbox}</w:t>
             </w:r>
           </w:p>
         </w:tc>
@@ -1828,7 +1892,7 @@
                 <w:i w:val="0"/>
                 <w:sz w:val="22"/>
               </w:rPr>
-              <w:t>非机动车侧翻</w:t>
+              <w:t>侧翻目标</w:t>
             </w:r>
           </w:p>
         </w:tc>
@@ -1860,12 +1924,13 @@
             <w:r/>
             <w:r>
               <w:rPr>
-                <w:rFonts w:ascii="Calibri" w:hAnsi="Calibri" w:eastAsia="Microsoft YaHei"/>
+                <w:rFonts w:ascii="Consolas" w:hAnsi="Consolas" w:eastAsia="Microsoft YaHei"/>
                 <w:b w:val="0"/>
                 <w:i w:val="0"/>
-                <w:sz w:val="22"/>
+                <w:color w:val="333333"/>
+                <w:sz w:val="20"/>
               </w:rPr>
-              <w:t>是 / 否 / 不确定</w:t>
+              <w:t>{value, bbox}</w:t>
             </w:r>
           </w:p>
         </w:tc>
@@ -1882,7 +1947,7 @@
                 <w:i w:val="0"/>
                 <w:sz w:val="22"/>
               </w:rPr>
-              <w:t>机动车着火</w:t>
+              <w:t>着火车辆</w:t>
             </w:r>
           </w:p>
         </w:tc>
@@ -1914,12 +1979,13 @@
             <w:r/>
             <w:r>
               <w:rPr>
-                <w:rFonts w:ascii="Calibri" w:hAnsi="Calibri" w:eastAsia="Microsoft YaHei"/>
+                <w:rFonts w:ascii="Consolas" w:hAnsi="Consolas" w:eastAsia="Microsoft YaHei"/>
                 <w:b w:val="0"/>
                 <w:i w:val="0"/>
-                <w:sz w:val="22"/>
+                <w:color w:val="333333"/>
+                <w:sz w:val="20"/>
               </w:rPr>
-              <w:t>是 / 否 / 不确定</w:t>
+              <w:t>{value, bbox}</w:t>
             </w:r>
           </w:p>
         </w:tc>
@@ -1936,7 +2002,7 @@
                 <w:i w:val="0"/>
                 <w:sz w:val="22"/>
               </w:rPr>
-              <w:t>车损可见</w:t>
+              <w:t>车损目标</w:t>
             </w:r>
           </w:p>
         </w:tc>
@@ -2054,12 +2120,13 @@
             <w:r/>
             <w:r>
               <w:rPr>
-                <w:rFonts w:ascii="Calibri" w:hAnsi="Calibri" w:eastAsia="Microsoft YaHei"/>
+                <w:rFonts w:ascii="Consolas" w:hAnsi="Consolas" w:eastAsia="Microsoft YaHei"/>
                 <w:b w:val="0"/>
                 <w:i w:val="0"/>
-                <w:sz w:val="22"/>
+                <w:color w:val="333333"/>
+                <w:sz w:val="20"/>
               </w:rPr>
-              <w:t>是 / 否 / 不确定</w:t>
+              <w:t>{value, bbox}</w:t>
             </w:r>
           </w:p>
         </w:tc>
@@ -2076,7 +2143,7 @@
                 <w:i w:val="0"/>
                 <w:sz w:val="22"/>
               </w:rPr>
-              <w:t>异常停放形态（车道中间/斜停/跨线）</w:t>
+              <w:t>异常停放车辆</w:t>
             </w:r>
           </w:p>
         </w:tc>
@@ -2162,12 +2229,13 @@
             <w:r/>
             <w:r>
               <w:rPr>
-                <w:rFonts w:ascii="Calibri" w:hAnsi="Calibri" w:eastAsia="Microsoft YaHei"/>
+                <w:rFonts w:ascii="Consolas" w:hAnsi="Consolas" w:eastAsia="Microsoft YaHei"/>
                 <w:b w:val="0"/>
                 <w:i w:val="0"/>
-                <w:sz w:val="22"/>
+                <w:color w:val="333333"/>
+                <w:sz w:val="20"/>
               </w:rPr>
-              <w:t>是 / 否 / 不确定</w:t>
+              <w:t>{value, bbox}</w:t>
             </w:r>
           </w:p>
         </w:tc>
@@ -2184,7 +2252,7 @@
                 <w:i w:val="0"/>
                 <w:sz w:val="22"/>
               </w:rPr>
-              <w:t>绕行队形</w:t>
+              <w:t>绕行区域</w:t>
             </w:r>
           </w:p>
         </w:tc>
@@ -2302,12 +2370,13 @@
             <w:r/>
             <w:r>
               <w:rPr>
-                <w:rFonts w:ascii="Calibri" w:hAnsi="Calibri" w:eastAsia="Microsoft YaHei"/>
+                <w:rFonts w:ascii="Consolas" w:hAnsi="Consolas" w:eastAsia="Microsoft YaHei"/>
                 <w:b w:val="0"/>
                 <w:i w:val="0"/>
-                <w:sz w:val="22"/>
+                <w:color w:val="333333"/>
+                <w:sz w:val="20"/>
               </w:rPr>
-              <w:t>是 / 否 / 不可见</w:t>
+              <w:t>{value, bbox}</w:t>
             </w:r>
           </w:p>
         </w:tc>
@@ -2324,7 +2393,7 @@
                 <w:i w:val="0"/>
                 <w:sz w:val="22"/>
               </w:rPr>
-              <w:t>左右尾灯同时亮（疑似双闪的静态依据）</w:t>
+              <w:t>疑似双闪车辆；不可见时 bbox=null</w:t>
             </w:r>
           </w:p>
         </w:tc>
@@ -2410,12 +2479,13 @@
             <w:r/>
             <w:r>
               <w:rPr>
-                <w:rFonts w:ascii="Calibri" w:hAnsi="Calibri" w:eastAsia="Microsoft YaHei"/>
+                <w:rFonts w:ascii="Consolas" w:hAnsi="Consolas" w:eastAsia="Microsoft YaHei"/>
                 <w:b w:val="0"/>
                 <w:i w:val="0"/>
-                <w:sz w:val="22"/>
+                <w:color w:val="333333"/>
+                <w:sz w:val="20"/>
               </w:rPr>
-              <w:t>是 / 否 / 不确定</w:t>
+              <w:t>{value, bbox}</w:t>
             </w:r>
           </w:p>
         </w:tc>
@@ -2432,7 +2502,7 @@
                 <w:i w:val="0"/>
                 <w:sz w:val="22"/>
               </w:rPr>
-              <w:t>规范停放形态（临停特征）</w:t>
+              <w:t>停放车辆</w:t>
             </w:r>
           </w:p>
         </w:tc>
@@ -2558,12 +2628,22 @@
             <w:r/>
             <w:r>
               <w:rPr>
+                <w:rFonts w:ascii="Consolas" w:hAnsi="Consolas" w:eastAsia="Microsoft YaHei"/>
+                <w:b w:val="0"/>
+                <w:i w:val="0"/>
+                <w:color w:val="333333"/>
+                <w:sz w:val="20"/>
+              </w:rPr>
+              <w:t>[x,y,w,h]</w:t>
+            </w:r>
+            <w:r>
+              <w:rPr>
                 <w:rFonts w:ascii="Calibri" w:hAnsi="Calibri" w:eastAsia="Microsoft YaHei"/>
                 <w:b w:val="0"/>
                 <w:i w:val="0"/>
                 <w:sz w:val="22"/>
               </w:rPr>
-              <w:t>[x,y,w,h] 或 null</w:t>
+              <w:t xml:space="preserve"> 或 null</w:t>
             </w:r>
           </w:p>
         </w:tc>
@@ -2580,7 +2660,7 @@
                 <w:i w:val="0"/>
                 <w:sz w:val="22"/>
               </w:rPr>
-              <w:t>事故区域外接框；负样本 null</w:t>
+              <w:t>事故区域坐标；负样本 null</w:t>
             </w:r>
           </w:p>
         </w:tc>
@@ -3090,7 +3170,7 @@
           <w:color w:val="222222"/>
           <w:sz w:val="18"/>
         </w:rPr>
-        <w:t>① 直接证据任一为"是"：</w:t>
+        <w:t>① 直接证据任一 value="是"：</w:t>
       </w:r>
     </w:p>
     <w:p>
@@ -3138,7 +3218,7 @@
           <w:color w:val="222222"/>
           <w:sz w:val="18"/>
         </w:rPr>
-        <w:t>② vehicle_deformation=是 且 abnormal_stop_posture=是</w:t>
+        <w:t>② vehicle_deformation.value=是 且 abnormal_stop_posture.value=是</w:t>
       </w:r>
     </w:p>
     <w:p>
@@ -3154,7 +3234,7 @@
           <w:color w:val="222222"/>
           <w:sz w:val="18"/>
         </w:rPr>
-        <w:t>③ abnormal_stop_posture=是 且 lane_avoidance_pattern=是</w:t>
+        <w:t>③ abnormal_stop_posture.value=是 且 lane_avoidance_pattern.value=是</w:t>
       </w:r>
     </w:p>
     <w:p>
@@ -3576,7 +3656,55 @@
           <w:color w:val="222222"/>
           <w:sz w:val="18"/>
         </w:rPr>
-        <w:t xml:space="preserve">    "flow_gap_pattern": "否"</w:t>
+        <w:t xml:space="preserve">    "flow_gap_pattern": {</w:t>
+      </w:r>
+    </w:p>
+    <w:p>
+      <w:pPr>
+        <w:spacing w:before="0" w:after="0"/>
+        <w:ind w:left="240"/>
+      </w:pPr>
+      <w:r>
+        <w:rPr>
+          <w:rFonts w:ascii="Consolas" w:hAnsi="Consolas" w:eastAsia="Microsoft YaHei"/>
+          <w:b w:val="0"/>
+          <w:i w:val="0"/>
+          <w:color w:val="222222"/>
+          <w:sz w:val="18"/>
+        </w:rPr>
+        <w:t xml:space="preserve">      "value": "否",</w:t>
+      </w:r>
+    </w:p>
+    <w:p>
+      <w:pPr>
+        <w:spacing w:before="0" w:after="0"/>
+        <w:ind w:left="240"/>
+      </w:pPr>
+      <w:r>
+        <w:rPr>
+          <w:rFonts w:ascii="Consolas" w:hAnsi="Consolas" w:eastAsia="Microsoft YaHei"/>
+          <w:b w:val="0"/>
+          <w:i w:val="0"/>
+          <w:color w:val="222222"/>
+          <w:sz w:val="18"/>
+        </w:rPr>
+        <w:t xml:space="preserve">      "bbox": null</w:t>
+      </w:r>
+    </w:p>
+    <w:p>
+      <w:pPr>
+        <w:spacing w:before="0" w:after="0"/>
+        <w:ind w:left="240"/>
+      </w:pPr>
+      <w:r>
+        <w:rPr>
+          <w:rFonts w:ascii="Consolas" w:hAnsi="Consolas" w:eastAsia="Microsoft YaHei"/>
+          <w:b w:val="0"/>
+          <w:i w:val="0"/>
+          <w:color w:val="222222"/>
+          <w:sz w:val="18"/>
+        </w:rPr>
+        <w:t xml:space="preserve">    }</w:t>
       </w:r>
     </w:p>
     <w:p>
@@ -3624,7 +3752,7 @@
           <w:color w:val="222222"/>
           <w:sz w:val="18"/>
         </w:rPr>
-        <w:t xml:space="preserve">    "collision_contact_visible": "否",</w:t>
+        <w:t xml:space="preserve">    "collision_contact_visible": {</w:t>
       </w:r>
     </w:p>
     <w:p>
@@ -3640,7 +3768,7 @@
           <w:color w:val="222222"/>
           <w:sz w:val="18"/>
         </w:rPr>
-        <w:t xml:space="preserve">    "person_down": "是",</w:t>
+        <w:t xml:space="preserve">      "value": "否",</w:t>
       </w:r>
     </w:p>
     <w:p>
@@ -3656,7 +3784,7 @@
           <w:color w:val="222222"/>
           <w:sz w:val="18"/>
         </w:rPr>
-        <w:t xml:space="preserve">    "motor_vehicle_rollover": "否",</w:t>
+        <w:t xml:space="preserve">      "bbox": null</w:t>
       </w:r>
     </w:p>
     <w:p>
@@ -3672,7 +3800,7 @@
           <w:color w:val="222222"/>
           <w:sz w:val="18"/>
         </w:rPr>
-        <w:t xml:space="preserve">    "non_motor_rollover": "是",</w:t>
+        <w:t xml:space="preserve">    },</w:t>
       </w:r>
     </w:p>
     <w:p>
@@ -3688,7 +3816,7 @@
           <w:color w:val="222222"/>
           <w:sz w:val="18"/>
         </w:rPr>
-        <w:t xml:space="preserve">    "vehicle_fire": "否",</w:t>
+        <w:t xml:space="preserve">    "person_down": {</w:t>
       </w:r>
     </w:p>
     <w:p>
@@ -3704,7 +3832,7 @@
           <w:color w:val="222222"/>
           <w:sz w:val="18"/>
         </w:rPr>
-        <w:t xml:space="preserve">    "vehicle_deformation": "不确定",</w:t>
+        <w:t xml:space="preserve">      "value": "是",</w:t>
       </w:r>
     </w:p>
     <w:p>
@@ -3720,7 +3848,663 @@
           <w:color w:val="222222"/>
           <w:sz w:val="18"/>
         </w:rPr>
-        <w:t xml:space="preserve">    "abnormal_stop_posture": "是",</w:t>
+        <w:t xml:space="preserve">      "bbox": [</w:t>
+      </w:r>
+    </w:p>
+    <w:p>
+      <w:pPr>
+        <w:spacing w:before="0" w:after="0"/>
+        <w:ind w:left="240"/>
+      </w:pPr>
+      <w:r>
+        <w:rPr>
+          <w:rFonts w:ascii="Consolas" w:hAnsi="Consolas" w:eastAsia="Microsoft YaHei"/>
+          <w:b w:val="0"/>
+          <w:i w:val="0"/>
+          <w:color w:val="222222"/>
+          <w:sz w:val="18"/>
+        </w:rPr>
+        <w:t xml:space="preserve">        560,</w:t>
+      </w:r>
+    </w:p>
+    <w:p>
+      <w:pPr>
+        <w:spacing w:before="0" w:after="0"/>
+        <w:ind w:left="240"/>
+      </w:pPr>
+      <w:r>
+        <w:rPr>
+          <w:rFonts w:ascii="Consolas" w:hAnsi="Consolas" w:eastAsia="Microsoft YaHei"/>
+          <w:b w:val="0"/>
+          <w:i w:val="0"/>
+          <w:color w:val="222222"/>
+          <w:sz w:val="18"/>
+        </w:rPr>
+        <w:t xml:space="preserve">        450,</w:t>
+      </w:r>
+    </w:p>
+    <w:p>
+      <w:pPr>
+        <w:spacing w:before="0" w:after="0"/>
+        <w:ind w:left="240"/>
+      </w:pPr>
+      <w:r>
+        <w:rPr>
+          <w:rFonts w:ascii="Consolas" w:hAnsi="Consolas" w:eastAsia="Microsoft YaHei"/>
+          <w:b w:val="0"/>
+          <w:i w:val="0"/>
+          <w:color w:val="222222"/>
+          <w:sz w:val="18"/>
+        </w:rPr>
+        <w:t xml:space="preserve">        180,</w:t>
+      </w:r>
+    </w:p>
+    <w:p>
+      <w:pPr>
+        <w:spacing w:before="0" w:after="0"/>
+        <w:ind w:left="240"/>
+      </w:pPr>
+      <w:r>
+        <w:rPr>
+          <w:rFonts w:ascii="Consolas" w:hAnsi="Consolas" w:eastAsia="Microsoft YaHei"/>
+          <w:b w:val="0"/>
+          <w:i w:val="0"/>
+          <w:color w:val="222222"/>
+          <w:sz w:val="18"/>
+        </w:rPr>
+        <w:t xml:space="preserve">        160</w:t>
+      </w:r>
+    </w:p>
+    <w:p>
+      <w:pPr>
+        <w:spacing w:before="0" w:after="0"/>
+        <w:ind w:left="240"/>
+      </w:pPr>
+      <w:r>
+        <w:rPr>
+          <w:rFonts w:ascii="Consolas" w:hAnsi="Consolas" w:eastAsia="Microsoft YaHei"/>
+          <w:b w:val="0"/>
+          <w:i w:val="0"/>
+          <w:color w:val="222222"/>
+          <w:sz w:val="18"/>
+        </w:rPr>
+        <w:t xml:space="preserve">      ]</w:t>
+      </w:r>
+    </w:p>
+    <w:p>
+      <w:pPr>
+        <w:spacing w:before="0" w:after="0"/>
+        <w:ind w:left="240"/>
+      </w:pPr>
+      <w:r>
+        <w:rPr>
+          <w:rFonts w:ascii="Consolas" w:hAnsi="Consolas" w:eastAsia="Microsoft YaHei"/>
+          <w:b w:val="0"/>
+          <w:i w:val="0"/>
+          <w:color w:val="222222"/>
+          <w:sz w:val="18"/>
+        </w:rPr>
+        <w:t xml:space="preserve">    },</w:t>
+      </w:r>
+    </w:p>
+    <w:p>
+      <w:pPr>
+        <w:spacing w:before="0" w:after="0"/>
+        <w:ind w:left="240"/>
+      </w:pPr>
+      <w:r>
+        <w:rPr>
+          <w:rFonts w:ascii="Consolas" w:hAnsi="Consolas" w:eastAsia="Microsoft YaHei"/>
+          <w:b w:val="0"/>
+          <w:i w:val="0"/>
+          <w:color w:val="222222"/>
+          <w:sz w:val="18"/>
+        </w:rPr>
+        <w:t xml:space="preserve">    "motor_vehicle_rollover": {</w:t>
+      </w:r>
+    </w:p>
+    <w:p>
+      <w:pPr>
+        <w:spacing w:before="0" w:after="0"/>
+        <w:ind w:left="240"/>
+      </w:pPr>
+      <w:r>
+        <w:rPr>
+          <w:rFonts w:ascii="Consolas" w:hAnsi="Consolas" w:eastAsia="Microsoft YaHei"/>
+          <w:b w:val="0"/>
+          <w:i w:val="0"/>
+          <w:color w:val="222222"/>
+          <w:sz w:val="18"/>
+        </w:rPr>
+        <w:t xml:space="preserve">      "value": "否",</w:t>
+      </w:r>
+    </w:p>
+    <w:p>
+      <w:pPr>
+        <w:spacing w:before="0" w:after="0"/>
+        <w:ind w:left="240"/>
+      </w:pPr>
+      <w:r>
+        <w:rPr>
+          <w:rFonts w:ascii="Consolas" w:hAnsi="Consolas" w:eastAsia="Microsoft YaHei"/>
+          <w:b w:val="0"/>
+          <w:i w:val="0"/>
+          <w:color w:val="222222"/>
+          <w:sz w:val="18"/>
+        </w:rPr>
+        <w:t xml:space="preserve">      "bbox": null</w:t>
+      </w:r>
+    </w:p>
+    <w:p>
+      <w:pPr>
+        <w:spacing w:before="0" w:after="0"/>
+        <w:ind w:left="240"/>
+      </w:pPr>
+      <w:r>
+        <w:rPr>
+          <w:rFonts w:ascii="Consolas" w:hAnsi="Consolas" w:eastAsia="Microsoft YaHei"/>
+          <w:b w:val="0"/>
+          <w:i w:val="0"/>
+          <w:color w:val="222222"/>
+          <w:sz w:val="18"/>
+        </w:rPr>
+        <w:t xml:space="preserve">    },</w:t>
+      </w:r>
+    </w:p>
+    <w:p>
+      <w:pPr>
+        <w:spacing w:before="0" w:after="0"/>
+        <w:ind w:left="240"/>
+      </w:pPr>
+      <w:r>
+        <w:rPr>
+          <w:rFonts w:ascii="Consolas" w:hAnsi="Consolas" w:eastAsia="Microsoft YaHei"/>
+          <w:b w:val="0"/>
+          <w:i w:val="0"/>
+          <w:color w:val="222222"/>
+          <w:sz w:val="18"/>
+        </w:rPr>
+        <w:t xml:space="preserve">    "non_motor_rollover": {</w:t>
+      </w:r>
+    </w:p>
+    <w:p>
+      <w:pPr>
+        <w:spacing w:before="0" w:after="0"/>
+        <w:ind w:left="240"/>
+      </w:pPr>
+      <w:r>
+        <w:rPr>
+          <w:rFonts w:ascii="Consolas" w:hAnsi="Consolas" w:eastAsia="Microsoft YaHei"/>
+          <w:b w:val="0"/>
+          <w:i w:val="0"/>
+          <w:color w:val="222222"/>
+          <w:sz w:val="18"/>
+        </w:rPr>
+        <w:t xml:space="preserve">      "value": "是",</w:t>
+      </w:r>
+    </w:p>
+    <w:p>
+      <w:pPr>
+        <w:spacing w:before="0" w:after="0"/>
+        <w:ind w:left="240"/>
+      </w:pPr>
+      <w:r>
+        <w:rPr>
+          <w:rFonts w:ascii="Consolas" w:hAnsi="Consolas" w:eastAsia="Microsoft YaHei"/>
+          <w:b w:val="0"/>
+          <w:i w:val="0"/>
+          <w:color w:val="222222"/>
+          <w:sz w:val="18"/>
+        </w:rPr>
+        <w:t xml:space="preserve">      "bbox": [</w:t>
+      </w:r>
+    </w:p>
+    <w:p>
+      <w:pPr>
+        <w:spacing w:before="0" w:after="0"/>
+        <w:ind w:left="240"/>
+      </w:pPr>
+      <w:r>
+        <w:rPr>
+          <w:rFonts w:ascii="Consolas" w:hAnsi="Consolas" w:eastAsia="Microsoft YaHei"/>
+          <w:b w:val="0"/>
+          <w:i w:val="0"/>
+          <w:color w:val="222222"/>
+          <w:sz w:val="18"/>
+        </w:rPr>
+        <w:t xml:space="preserve">        560,</w:t>
+      </w:r>
+    </w:p>
+    <w:p>
+      <w:pPr>
+        <w:spacing w:before="0" w:after="0"/>
+        <w:ind w:left="240"/>
+      </w:pPr>
+      <w:r>
+        <w:rPr>
+          <w:rFonts w:ascii="Consolas" w:hAnsi="Consolas" w:eastAsia="Microsoft YaHei"/>
+          <w:b w:val="0"/>
+          <w:i w:val="0"/>
+          <w:color w:val="222222"/>
+          <w:sz w:val="18"/>
+        </w:rPr>
+        <w:t xml:space="preserve">        450,</w:t>
+      </w:r>
+    </w:p>
+    <w:p>
+      <w:pPr>
+        <w:spacing w:before="0" w:after="0"/>
+        <w:ind w:left="240"/>
+      </w:pPr>
+      <w:r>
+        <w:rPr>
+          <w:rFonts w:ascii="Consolas" w:hAnsi="Consolas" w:eastAsia="Microsoft YaHei"/>
+          <w:b w:val="0"/>
+          <w:i w:val="0"/>
+          <w:color w:val="222222"/>
+          <w:sz w:val="18"/>
+        </w:rPr>
+        <w:t xml:space="preserve">        180,</w:t>
+      </w:r>
+    </w:p>
+    <w:p>
+      <w:pPr>
+        <w:spacing w:before="0" w:after="0"/>
+        <w:ind w:left="240"/>
+      </w:pPr>
+      <w:r>
+        <w:rPr>
+          <w:rFonts w:ascii="Consolas" w:hAnsi="Consolas" w:eastAsia="Microsoft YaHei"/>
+          <w:b w:val="0"/>
+          <w:i w:val="0"/>
+          <w:color w:val="222222"/>
+          <w:sz w:val="18"/>
+        </w:rPr>
+        <w:t xml:space="preserve">        160</w:t>
+      </w:r>
+    </w:p>
+    <w:p>
+      <w:pPr>
+        <w:spacing w:before="0" w:after="0"/>
+        <w:ind w:left="240"/>
+      </w:pPr>
+      <w:r>
+        <w:rPr>
+          <w:rFonts w:ascii="Consolas" w:hAnsi="Consolas" w:eastAsia="Microsoft YaHei"/>
+          <w:b w:val="0"/>
+          <w:i w:val="0"/>
+          <w:color w:val="222222"/>
+          <w:sz w:val="18"/>
+        </w:rPr>
+        <w:t xml:space="preserve">      ]</w:t>
+      </w:r>
+    </w:p>
+    <w:p>
+      <w:pPr>
+        <w:spacing w:before="0" w:after="0"/>
+        <w:ind w:left="240"/>
+      </w:pPr>
+      <w:r>
+        <w:rPr>
+          <w:rFonts w:ascii="Consolas" w:hAnsi="Consolas" w:eastAsia="Microsoft YaHei"/>
+          <w:b w:val="0"/>
+          <w:i w:val="0"/>
+          <w:color w:val="222222"/>
+          <w:sz w:val="18"/>
+        </w:rPr>
+        <w:t xml:space="preserve">    },</w:t>
+      </w:r>
+    </w:p>
+    <w:p>
+      <w:pPr>
+        <w:spacing w:before="0" w:after="0"/>
+        <w:ind w:left="240"/>
+      </w:pPr>
+      <w:r>
+        <w:rPr>
+          <w:rFonts w:ascii="Consolas" w:hAnsi="Consolas" w:eastAsia="Microsoft YaHei"/>
+          <w:b w:val="0"/>
+          <w:i w:val="0"/>
+          <w:color w:val="222222"/>
+          <w:sz w:val="18"/>
+        </w:rPr>
+        <w:t xml:space="preserve">    "vehicle_fire": {</w:t>
+      </w:r>
+    </w:p>
+    <w:p>
+      <w:pPr>
+        <w:spacing w:before="0" w:after="0"/>
+        <w:ind w:left="240"/>
+      </w:pPr>
+      <w:r>
+        <w:rPr>
+          <w:rFonts w:ascii="Consolas" w:hAnsi="Consolas" w:eastAsia="Microsoft YaHei"/>
+          <w:b w:val="0"/>
+          <w:i w:val="0"/>
+          <w:color w:val="222222"/>
+          <w:sz w:val="18"/>
+        </w:rPr>
+        <w:t xml:space="preserve">      "value": "否",</w:t>
+      </w:r>
+    </w:p>
+    <w:p>
+      <w:pPr>
+        <w:spacing w:before="0" w:after="0"/>
+        <w:ind w:left="240"/>
+      </w:pPr>
+      <w:r>
+        <w:rPr>
+          <w:rFonts w:ascii="Consolas" w:hAnsi="Consolas" w:eastAsia="Microsoft YaHei"/>
+          <w:b w:val="0"/>
+          <w:i w:val="0"/>
+          <w:color w:val="222222"/>
+          <w:sz w:val="18"/>
+        </w:rPr>
+        <w:t xml:space="preserve">      "bbox": null</w:t>
+      </w:r>
+    </w:p>
+    <w:p>
+      <w:pPr>
+        <w:spacing w:before="0" w:after="0"/>
+        <w:ind w:left="240"/>
+      </w:pPr>
+      <w:r>
+        <w:rPr>
+          <w:rFonts w:ascii="Consolas" w:hAnsi="Consolas" w:eastAsia="Microsoft YaHei"/>
+          <w:b w:val="0"/>
+          <w:i w:val="0"/>
+          <w:color w:val="222222"/>
+          <w:sz w:val="18"/>
+        </w:rPr>
+        <w:t xml:space="preserve">    },</w:t>
+      </w:r>
+    </w:p>
+    <w:p>
+      <w:pPr>
+        <w:spacing w:before="0" w:after="0"/>
+        <w:ind w:left="240"/>
+      </w:pPr>
+      <w:r>
+        <w:rPr>
+          <w:rFonts w:ascii="Consolas" w:hAnsi="Consolas" w:eastAsia="Microsoft YaHei"/>
+          <w:b w:val="0"/>
+          <w:i w:val="0"/>
+          <w:color w:val="222222"/>
+          <w:sz w:val="18"/>
+        </w:rPr>
+        <w:t xml:space="preserve">    "vehicle_deformation": {</w:t>
+      </w:r>
+    </w:p>
+    <w:p>
+      <w:pPr>
+        <w:spacing w:before="0" w:after="0"/>
+        <w:ind w:left="240"/>
+      </w:pPr>
+      <w:r>
+        <w:rPr>
+          <w:rFonts w:ascii="Consolas" w:hAnsi="Consolas" w:eastAsia="Microsoft YaHei"/>
+          <w:b w:val="0"/>
+          <w:i w:val="0"/>
+          <w:color w:val="222222"/>
+          <w:sz w:val="18"/>
+        </w:rPr>
+        <w:t xml:space="preserve">      "value": "不确定",</w:t>
+      </w:r>
+    </w:p>
+    <w:p>
+      <w:pPr>
+        <w:spacing w:before="0" w:after="0"/>
+        <w:ind w:left="240"/>
+      </w:pPr>
+      <w:r>
+        <w:rPr>
+          <w:rFonts w:ascii="Consolas" w:hAnsi="Consolas" w:eastAsia="Microsoft YaHei"/>
+          <w:b w:val="0"/>
+          <w:i w:val="0"/>
+          <w:color w:val="222222"/>
+          <w:sz w:val="18"/>
+        </w:rPr>
+        <w:t xml:space="preserve">      "bbox": [</w:t>
+      </w:r>
+    </w:p>
+    <w:p>
+      <w:pPr>
+        <w:spacing w:before="0" w:after="0"/>
+        <w:ind w:left="240"/>
+      </w:pPr>
+      <w:r>
+        <w:rPr>
+          <w:rFonts w:ascii="Consolas" w:hAnsi="Consolas" w:eastAsia="Microsoft YaHei"/>
+          <w:b w:val="0"/>
+          <w:i w:val="0"/>
+          <w:color w:val="222222"/>
+          <w:sz w:val="18"/>
+        </w:rPr>
+        <w:t xml:space="preserve">        780,</w:t>
+      </w:r>
+    </w:p>
+    <w:p>
+      <w:pPr>
+        <w:spacing w:before="0" w:after="0"/>
+        <w:ind w:left="240"/>
+      </w:pPr>
+      <w:r>
+        <w:rPr>
+          <w:rFonts w:ascii="Consolas" w:hAnsi="Consolas" w:eastAsia="Microsoft YaHei"/>
+          <w:b w:val="0"/>
+          <w:i w:val="0"/>
+          <w:color w:val="222222"/>
+          <w:sz w:val="18"/>
+        </w:rPr>
+        <w:t xml:space="preserve">        380,</w:t>
+      </w:r>
+    </w:p>
+    <w:p>
+      <w:pPr>
+        <w:spacing w:before="0" w:after="0"/>
+        <w:ind w:left="240"/>
+      </w:pPr>
+      <w:r>
+        <w:rPr>
+          <w:rFonts w:ascii="Consolas" w:hAnsi="Consolas" w:eastAsia="Microsoft YaHei"/>
+          <w:b w:val="0"/>
+          <w:i w:val="0"/>
+          <w:color w:val="222222"/>
+          <w:sz w:val="18"/>
+        </w:rPr>
+        <w:t xml:space="preserve">        300,</w:t>
+      </w:r>
+    </w:p>
+    <w:p>
+      <w:pPr>
+        <w:spacing w:before="0" w:after="0"/>
+        <w:ind w:left="240"/>
+      </w:pPr>
+      <w:r>
+        <w:rPr>
+          <w:rFonts w:ascii="Consolas" w:hAnsi="Consolas" w:eastAsia="Microsoft YaHei"/>
+          <w:b w:val="0"/>
+          <w:i w:val="0"/>
+          <w:color w:val="222222"/>
+          <w:sz w:val="18"/>
+        </w:rPr>
+        <w:t xml:space="preserve">        240</w:t>
+      </w:r>
+    </w:p>
+    <w:p>
+      <w:pPr>
+        <w:spacing w:before="0" w:after="0"/>
+        <w:ind w:left="240"/>
+      </w:pPr>
+      <w:r>
+        <w:rPr>
+          <w:rFonts w:ascii="Consolas" w:hAnsi="Consolas" w:eastAsia="Microsoft YaHei"/>
+          <w:b w:val="0"/>
+          <w:i w:val="0"/>
+          <w:color w:val="222222"/>
+          <w:sz w:val="18"/>
+        </w:rPr>
+        <w:t xml:space="preserve">      ]</w:t>
+      </w:r>
+    </w:p>
+    <w:p>
+      <w:pPr>
+        <w:spacing w:before="0" w:after="0"/>
+        <w:ind w:left="240"/>
+      </w:pPr>
+      <w:r>
+        <w:rPr>
+          <w:rFonts w:ascii="Consolas" w:hAnsi="Consolas" w:eastAsia="Microsoft YaHei"/>
+          <w:b w:val="0"/>
+          <w:i w:val="0"/>
+          <w:color w:val="222222"/>
+          <w:sz w:val="18"/>
+        </w:rPr>
+        <w:t xml:space="preserve">    },</w:t>
+      </w:r>
+    </w:p>
+    <w:p>
+      <w:pPr>
+        <w:spacing w:before="0" w:after="0"/>
+        <w:ind w:left="240"/>
+      </w:pPr>
+      <w:r>
+        <w:rPr>
+          <w:rFonts w:ascii="Consolas" w:hAnsi="Consolas" w:eastAsia="Microsoft YaHei"/>
+          <w:b w:val="0"/>
+          <w:i w:val="0"/>
+          <w:color w:val="222222"/>
+          <w:sz w:val="18"/>
+        </w:rPr>
+        <w:t xml:space="preserve">    "abnormal_stop_posture": {</w:t>
+      </w:r>
+    </w:p>
+    <w:p>
+      <w:pPr>
+        <w:spacing w:before="0" w:after="0"/>
+        <w:ind w:left="240"/>
+      </w:pPr>
+      <w:r>
+        <w:rPr>
+          <w:rFonts w:ascii="Consolas" w:hAnsi="Consolas" w:eastAsia="Microsoft YaHei"/>
+          <w:b w:val="0"/>
+          <w:i w:val="0"/>
+          <w:color w:val="222222"/>
+          <w:sz w:val="18"/>
+        </w:rPr>
+        <w:t xml:space="preserve">      "value": "是",</w:t>
+      </w:r>
+    </w:p>
+    <w:p>
+      <w:pPr>
+        <w:spacing w:before="0" w:after="0"/>
+        <w:ind w:left="240"/>
+      </w:pPr>
+      <w:r>
+        <w:rPr>
+          <w:rFonts w:ascii="Consolas" w:hAnsi="Consolas" w:eastAsia="Microsoft YaHei"/>
+          <w:b w:val="0"/>
+          <w:i w:val="0"/>
+          <w:color w:val="222222"/>
+          <w:sz w:val="18"/>
+        </w:rPr>
+        <w:t xml:space="preserve">      "bbox": [</w:t>
+      </w:r>
+    </w:p>
+    <w:p>
+      <w:pPr>
+        <w:spacing w:before="0" w:after="0"/>
+        <w:ind w:left="240"/>
+      </w:pPr>
+      <w:r>
+        <w:rPr>
+          <w:rFonts w:ascii="Consolas" w:hAnsi="Consolas" w:eastAsia="Microsoft YaHei"/>
+          <w:b w:val="0"/>
+          <w:i w:val="0"/>
+          <w:color w:val="222222"/>
+          <w:sz w:val="18"/>
+        </w:rPr>
+        <w:t xml:space="preserve">        560,</w:t>
+      </w:r>
+    </w:p>
+    <w:p>
+      <w:pPr>
+        <w:spacing w:before="0" w:after="0"/>
+        <w:ind w:left="240"/>
+      </w:pPr>
+      <w:r>
+        <w:rPr>
+          <w:rFonts w:ascii="Consolas" w:hAnsi="Consolas" w:eastAsia="Microsoft YaHei"/>
+          <w:b w:val="0"/>
+          <w:i w:val="0"/>
+          <w:color w:val="222222"/>
+          <w:sz w:val="18"/>
+        </w:rPr>
+        <w:t xml:space="preserve">        450,</w:t>
+      </w:r>
+    </w:p>
+    <w:p>
+      <w:pPr>
+        <w:spacing w:before="0" w:after="0"/>
+        <w:ind w:left="240"/>
+      </w:pPr>
+      <w:r>
+        <w:rPr>
+          <w:rFonts w:ascii="Consolas" w:hAnsi="Consolas" w:eastAsia="Microsoft YaHei"/>
+          <w:b w:val="0"/>
+          <w:i w:val="0"/>
+          <w:color w:val="222222"/>
+          <w:sz w:val="18"/>
+        </w:rPr>
+        <w:t xml:space="preserve">        200,</w:t>
+      </w:r>
+    </w:p>
+    <w:p>
+      <w:pPr>
+        <w:spacing w:before="0" w:after="0"/>
+        <w:ind w:left="240"/>
+      </w:pPr>
+      <w:r>
+        <w:rPr>
+          <w:rFonts w:ascii="Consolas" w:hAnsi="Consolas" w:eastAsia="Microsoft YaHei"/>
+          <w:b w:val="0"/>
+          <w:i w:val="0"/>
+          <w:color w:val="222222"/>
+          <w:sz w:val="18"/>
+        </w:rPr>
+        <w:t xml:space="preserve">        180</w:t>
+      </w:r>
+    </w:p>
+    <w:p>
+      <w:pPr>
+        <w:spacing w:before="0" w:after="0"/>
+        <w:ind w:left="240"/>
+      </w:pPr>
+      <w:r>
+        <w:rPr>
+          <w:rFonts w:ascii="Consolas" w:hAnsi="Consolas" w:eastAsia="Microsoft YaHei"/>
+          <w:b w:val="0"/>
+          <w:i w:val="0"/>
+          <w:color w:val="222222"/>
+          <w:sz w:val="18"/>
+        </w:rPr>
+        <w:t xml:space="preserve">      ]</w:t>
+      </w:r>
+    </w:p>
+    <w:p>
+      <w:pPr>
+        <w:spacing w:before="0" w:after="0"/>
+        <w:ind w:left="240"/>
+      </w:pPr>
+      <w:r>
+        <w:rPr>
+          <w:rFonts w:ascii="Consolas" w:hAnsi="Consolas" w:eastAsia="Microsoft YaHei"/>
+          <w:b w:val="0"/>
+          <w:i w:val="0"/>
+          <w:color w:val="222222"/>
+          <w:sz w:val="18"/>
+        </w:rPr>
+        <w:t xml:space="preserve">    },</w:t>
       </w:r>
     </w:p>
     <w:p>
@@ -3752,7 +4536,7 @@
           <w:color w:val="222222"/>
           <w:sz w:val="18"/>
         </w:rPr>
-        <w:t xml:space="preserve">    "lane_avoidance_pattern": "不确定",</w:t>
+        <w:t xml:space="preserve">    "lane_avoidance_pattern": {</w:t>
       </w:r>
     </w:p>
     <w:p>
@@ -3768,7 +4552,183 @@
           <w:color w:val="222222"/>
           <w:sz w:val="18"/>
         </w:rPr>
-        <w:t xml:space="preserve">    "rear_lights_on_both_sides": "不可见",</w:t>
+        <w:t xml:space="preserve">      "value": "不确定",</w:t>
+      </w:r>
+    </w:p>
+    <w:p>
+      <w:pPr>
+        <w:spacing w:before="0" w:after="0"/>
+        <w:ind w:left="240"/>
+      </w:pPr>
+      <w:r>
+        <w:rPr>
+          <w:rFonts w:ascii="Consolas" w:hAnsi="Consolas" w:eastAsia="Microsoft YaHei"/>
+          <w:b w:val="0"/>
+          <w:i w:val="0"/>
+          <w:color w:val="222222"/>
+          <w:sz w:val="18"/>
+        </w:rPr>
+        <w:t xml:space="preserve">      "bbox": [</w:t>
+      </w:r>
+    </w:p>
+    <w:p>
+      <w:pPr>
+        <w:spacing w:before="0" w:after="0"/>
+        <w:ind w:left="240"/>
+      </w:pPr>
+      <w:r>
+        <w:rPr>
+          <w:rFonts w:ascii="Consolas" w:hAnsi="Consolas" w:eastAsia="Microsoft YaHei"/>
+          <w:b w:val="0"/>
+          <w:i w:val="0"/>
+          <w:color w:val="222222"/>
+          <w:sz w:val="18"/>
+        </w:rPr>
+        <w:t xml:space="preserve">        480,</w:t>
+      </w:r>
+    </w:p>
+    <w:p>
+      <w:pPr>
+        <w:spacing w:before="0" w:after="0"/>
+        <w:ind w:left="240"/>
+      </w:pPr>
+      <w:r>
+        <w:rPr>
+          <w:rFonts w:ascii="Consolas" w:hAnsi="Consolas" w:eastAsia="Microsoft YaHei"/>
+          <w:b w:val="0"/>
+          <w:i w:val="0"/>
+          <w:color w:val="222222"/>
+          <w:sz w:val="18"/>
+        </w:rPr>
+        <w:t xml:space="preserve">        300,</w:t>
+      </w:r>
+    </w:p>
+    <w:p>
+      <w:pPr>
+        <w:spacing w:before="0" w:after="0"/>
+        <w:ind w:left="240"/>
+      </w:pPr>
+      <w:r>
+        <w:rPr>
+          <w:rFonts w:ascii="Consolas" w:hAnsi="Consolas" w:eastAsia="Microsoft YaHei"/>
+          <w:b w:val="0"/>
+          <w:i w:val="0"/>
+          <w:color w:val="222222"/>
+          <w:sz w:val="18"/>
+        </w:rPr>
+        <w:t xml:space="preserve">        500,</w:t>
+      </w:r>
+    </w:p>
+    <w:p>
+      <w:pPr>
+        <w:spacing w:before="0" w:after="0"/>
+        <w:ind w:left="240"/>
+      </w:pPr>
+      <w:r>
+        <w:rPr>
+          <w:rFonts w:ascii="Consolas" w:hAnsi="Consolas" w:eastAsia="Microsoft YaHei"/>
+          <w:b w:val="0"/>
+          <w:i w:val="0"/>
+          <w:color w:val="222222"/>
+          <w:sz w:val="18"/>
+        </w:rPr>
+        <w:t xml:space="preserve">        350</w:t>
+      </w:r>
+    </w:p>
+    <w:p>
+      <w:pPr>
+        <w:spacing w:before="0" w:after="0"/>
+        <w:ind w:left="240"/>
+      </w:pPr>
+      <w:r>
+        <w:rPr>
+          <w:rFonts w:ascii="Consolas" w:hAnsi="Consolas" w:eastAsia="Microsoft YaHei"/>
+          <w:b w:val="0"/>
+          <w:i w:val="0"/>
+          <w:color w:val="222222"/>
+          <w:sz w:val="18"/>
+        </w:rPr>
+        <w:t xml:space="preserve">      ]</w:t>
+      </w:r>
+    </w:p>
+    <w:p>
+      <w:pPr>
+        <w:spacing w:before="0" w:after="0"/>
+        <w:ind w:left="240"/>
+      </w:pPr>
+      <w:r>
+        <w:rPr>
+          <w:rFonts w:ascii="Consolas" w:hAnsi="Consolas" w:eastAsia="Microsoft YaHei"/>
+          <w:b w:val="0"/>
+          <w:i w:val="0"/>
+          <w:color w:val="222222"/>
+          <w:sz w:val="18"/>
+        </w:rPr>
+        <w:t xml:space="preserve">    },</w:t>
+      </w:r>
+    </w:p>
+    <w:p>
+      <w:pPr>
+        <w:spacing w:before="0" w:after="0"/>
+        <w:ind w:left="240"/>
+      </w:pPr>
+      <w:r>
+        <w:rPr>
+          <w:rFonts w:ascii="Consolas" w:hAnsi="Consolas" w:eastAsia="Microsoft YaHei"/>
+          <w:b w:val="0"/>
+          <w:i w:val="0"/>
+          <w:color w:val="222222"/>
+          <w:sz w:val="18"/>
+        </w:rPr>
+        <w:t xml:space="preserve">    "rear_lights_on_both_sides": {</w:t>
+      </w:r>
+    </w:p>
+    <w:p>
+      <w:pPr>
+        <w:spacing w:before="0" w:after="0"/>
+        <w:ind w:left="240"/>
+      </w:pPr>
+      <w:r>
+        <w:rPr>
+          <w:rFonts w:ascii="Consolas" w:hAnsi="Consolas" w:eastAsia="Microsoft YaHei"/>
+          <w:b w:val="0"/>
+          <w:i w:val="0"/>
+          <w:color w:val="222222"/>
+          <w:sz w:val="18"/>
+        </w:rPr>
+        <w:t xml:space="preserve">      "value": "不可见",</w:t>
+      </w:r>
+    </w:p>
+    <w:p>
+      <w:pPr>
+        <w:spacing w:before="0" w:after="0"/>
+        <w:ind w:left="240"/>
+      </w:pPr>
+      <w:r>
+        <w:rPr>
+          <w:rFonts w:ascii="Consolas" w:hAnsi="Consolas" w:eastAsia="Microsoft YaHei"/>
+          <w:b w:val="0"/>
+          <w:i w:val="0"/>
+          <w:color w:val="222222"/>
+          <w:sz w:val="18"/>
+        </w:rPr>
+        <w:t xml:space="preserve">      "bbox": null</w:t>
+      </w:r>
+    </w:p>
+    <w:p>
+      <w:pPr>
+        <w:spacing w:before="0" w:after="0"/>
+        <w:ind w:left="240"/>
+      </w:pPr>
+      <w:r>
+        <w:rPr>
+          <w:rFonts w:ascii="Consolas" w:hAnsi="Consolas" w:eastAsia="Microsoft YaHei"/>
+          <w:b w:val="0"/>
+          <w:i w:val="0"/>
+          <w:color w:val="222222"/>
+          <w:sz w:val="18"/>
+        </w:rPr>
+        <w:t xml:space="preserve">    },</w:t>
       </w:r>
     </w:p>
     <w:p>
@@ -3800,7 +4760,55 @@
           <w:color w:val="222222"/>
           <w:sz w:val="18"/>
         </w:rPr>
-        <w:t xml:space="preserve">    "normal_parking_posture": "否"</w:t>
+        <w:t xml:space="preserve">    "normal_parking_posture": {</w:t>
+      </w:r>
+    </w:p>
+    <w:p>
+      <w:pPr>
+        <w:spacing w:before="0" w:after="0"/>
+        <w:ind w:left="240"/>
+      </w:pPr>
+      <w:r>
+        <w:rPr>
+          <w:rFonts w:ascii="Consolas" w:hAnsi="Consolas" w:eastAsia="Microsoft YaHei"/>
+          <w:b w:val="0"/>
+          <w:i w:val="0"/>
+          <w:color w:val="222222"/>
+          <w:sz w:val="18"/>
+        </w:rPr>
+        <w:t xml:space="preserve">      "value": "否",</w:t>
+      </w:r>
+    </w:p>
+    <w:p>
+      <w:pPr>
+        <w:spacing w:before="0" w:after="0"/>
+        <w:ind w:left="240"/>
+      </w:pPr>
+      <w:r>
+        <w:rPr>
+          <w:rFonts w:ascii="Consolas" w:hAnsi="Consolas" w:eastAsia="Microsoft YaHei"/>
+          <w:b w:val="0"/>
+          <w:i w:val="0"/>
+          <w:color w:val="222222"/>
+          <w:sz w:val="18"/>
+        </w:rPr>
+        <w:t xml:space="preserve">      "bbox": null</w:t>
+      </w:r>
+    </w:p>
+    <w:p>
+      <w:pPr>
+        <w:spacing w:before="0" w:after="0"/>
+        <w:ind w:left="240"/>
+      </w:pPr>
+      <w:r>
+        <w:rPr>
+          <w:rFonts w:ascii="Consolas" w:hAnsi="Consolas" w:eastAsia="Microsoft YaHei"/>
+          <w:b w:val="0"/>
+          <w:i w:val="0"/>
+          <w:color w:val="222222"/>
+          <w:sz w:val="18"/>
+        </w:rPr>
+        <w:t xml:space="preserve">    }</w:t>
       </w:r>
     </w:p>
     <w:p>
@@ -3848,7 +4856,87 @@
           <w:color w:val="222222"/>
           <w:sz w:val="18"/>
         </w:rPr>
-        <w:t xml:space="preserve">    "accident_area_box": [540, 410, 380, 260],</w:t>
+        <w:t xml:space="preserve">    "accident_area_box": [</w:t>
+      </w:r>
+    </w:p>
+    <w:p>
+      <w:pPr>
+        <w:spacing w:before="0" w:after="0"/>
+        <w:ind w:left="240"/>
+      </w:pPr>
+      <w:r>
+        <w:rPr>
+          <w:rFonts w:ascii="Consolas" w:hAnsi="Consolas" w:eastAsia="Microsoft YaHei"/>
+          <w:b w:val="0"/>
+          <w:i w:val="0"/>
+          <w:color w:val="222222"/>
+          <w:sz w:val="18"/>
+        </w:rPr>
+        <w:t xml:space="preserve">      540,</w:t>
+      </w:r>
+    </w:p>
+    <w:p>
+      <w:pPr>
+        <w:spacing w:before="0" w:after="0"/>
+        <w:ind w:left="240"/>
+      </w:pPr>
+      <w:r>
+        <w:rPr>
+          <w:rFonts w:ascii="Consolas" w:hAnsi="Consolas" w:eastAsia="Microsoft YaHei"/>
+          <w:b w:val="0"/>
+          <w:i w:val="0"/>
+          <w:color w:val="222222"/>
+          <w:sz w:val="18"/>
+        </w:rPr>
+        <w:t xml:space="preserve">      410,</w:t>
+      </w:r>
+    </w:p>
+    <w:p>
+      <w:pPr>
+        <w:spacing w:before="0" w:after="0"/>
+        <w:ind w:left="240"/>
+      </w:pPr>
+      <w:r>
+        <w:rPr>
+          <w:rFonts w:ascii="Consolas" w:hAnsi="Consolas" w:eastAsia="Microsoft YaHei"/>
+          <w:b w:val="0"/>
+          <w:i w:val="0"/>
+          <w:color w:val="222222"/>
+          <w:sz w:val="18"/>
+        </w:rPr>
+        <w:t xml:space="preserve">      380,</w:t>
+      </w:r>
+    </w:p>
+    <w:p>
+      <w:pPr>
+        <w:spacing w:before="0" w:after="0"/>
+        <w:ind w:left="240"/>
+      </w:pPr>
+      <w:r>
+        <w:rPr>
+          <w:rFonts w:ascii="Consolas" w:hAnsi="Consolas" w:eastAsia="Microsoft YaHei"/>
+          <w:b w:val="0"/>
+          <w:i w:val="0"/>
+          <w:color w:val="222222"/>
+          <w:sz w:val="18"/>
+        </w:rPr>
+        <w:t xml:space="preserve">      260</w:t>
+      </w:r>
+    </w:p>
+    <w:p>
+      <w:pPr>
+        <w:spacing w:before="0" w:after="0"/>
+        <w:ind w:left="240"/>
+      </w:pPr>
+      <w:r>
+        <w:rPr>
+          <w:rFonts w:ascii="Consolas" w:hAnsi="Consolas" w:eastAsia="Microsoft YaHei"/>
+          <w:b w:val="0"/>
+          <w:i w:val="0"/>
+          <w:color w:val="222222"/>
+          <w:sz w:val="18"/>
+        </w:rPr>
+        <w:t xml:space="preserve">    ],</w:t>
       </w:r>
     </w:p>
     <w:p>
